--- a/All_Books/10_UNIVERSE_BEYOND_BIG_BANG/UNIVERSE_BEYOND_BIG_BANG_es.docx
+++ b/All_Books/10_UNIVERSE_BEYOND_BIG_BANG/UNIVERSE_BEYOND_BIG_BANG_es.docx
@@ -53,20 +53,23 @@
     </w:p>
     <w:p>
       <w:pPr>
+        <w:pStyle w:val="2"/>
+        <w:bidi w:val="0"/>
+        <w:spacing w:line="240" w:lineRule="auto"/>
         <w:jc w:val="center"/>
         <w:rPr>
-          <w:rFonts w:hint="default" w:ascii="Palatino Linotype" w:hAnsi="Palatino Linotype"/>
-          <w:i w:val="0"/>
-          <w:iCs w:val="0"/>
-          <w:sz w:val="28"/>
-          <w:szCs w:val="28"/>
-        </w:rPr>
-      </w:pPr>
-      <w:r>
-        <w:rPr>
-          <w:rFonts w:hint="default" w:ascii="Palatino Linotype" w:hAnsi="Palatino Linotype"/>
-          <w:i w:val="0"/>
-          <w:iCs w:val="0"/>
+          <w:rFonts w:hint="default" w:ascii="Palatino Linotype" w:hAnsi="Palatino Linotype" w:cs="Palatino Linotype"/>
+          <w:b w:val="0"/>
+          <w:bCs w:val="0"/>
+          <w:sz w:val="28"/>
+          <w:szCs w:val="28"/>
+        </w:rPr>
+      </w:pPr>
+      <w:r>
+        <w:rPr>
+          <w:rFonts w:hint="default" w:ascii="Palatino Linotype" w:hAnsi="Palatino Linotype" w:cs="Palatino Linotype"/>
+          <w:b w:val="0"/>
+          <w:bCs w:val="0"/>
           <w:sz w:val="28"/>
           <w:szCs w:val="28"/>
         </w:rPr>
@@ -680,8 +683,6 @@
         </w:rPr>
         <w:t xml:space="preserve"> </w:t>
       </w:r>
-      <w:bookmarkStart w:id="30" w:name="_GoBack"/>
-      <w:bookmarkEnd w:id="30"/>
     </w:p>
     <w:sdt>
       <w:sdtPr>
@@ -12213,21 +12214,7 @@
           <w:szCs w:val="28"/>
           <w:shd w:val="clear" w:fill="FFFFFF"/>
         </w:rPr>
-        <w:t>El Metal genera el Agua (el metal fundido se vuelve líqui</w:t>
-      </w:r>
-      <w:r>
-        <w:rPr>
-          <w:rFonts w:hint="default" w:ascii="Palatino Linotype" w:hAnsi="Palatino Linotype" w:eastAsia="sans-serif" w:cs="Palatino Linotype"/>
-          <w:i w:val="0"/>
-          <w:iCs w:val="0"/>
-          <w:caps w:val="0"/>
-          <w:color w:val="1A1C1E"/>
-          <w:spacing w:val="0"/>
-          <w:sz w:val="28"/>
-          <w:szCs w:val="28"/>
-          <w:shd w:val="clear" w:fill="FFFFFF"/>
-        </w:rPr>
-        <w:t>do, o el metal puede condensar el vapor de agua)</w:t>
+        <w:t>El Metal genera el Agua (el metal fundido se vuelve líquido, o el metal puede condensar el vapor de agua)</w:t>
       </w:r>
     </w:p>
     <w:p>
@@ -12508,21 +12495,7 @@
           <w:szCs w:val="28"/>
           <w:shd w:val="clear" w:fill="FFFFFF"/>
         </w:rPr>
-        <w:t>La Tierra contro</w:t>
-      </w:r>
-      <w:r>
-        <w:rPr>
-          <w:rFonts w:hint="default" w:ascii="Palatino Linotype" w:hAnsi="Palatino Linotype" w:eastAsia="sans-serif" w:cs="Palatino Linotype"/>
-          <w:i w:val="0"/>
-          <w:iCs w:val="0"/>
-          <w:caps w:val="0"/>
-          <w:color w:val="1A1C1E"/>
-          <w:spacing w:val="0"/>
-          <w:sz w:val="28"/>
-          <w:szCs w:val="28"/>
-          <w:shd w:val="clear" w:fill="FFFFFF"/>
-        </w:rPr>
-        <w:t>la el Agua (la tierra contiene el flujo del agua)</w:t>
+        <w:t>La Tierra controla el Agua (la tierra contiene el flujo del agua)</w:t>
       </w:r>
     </w:p>
     <w:p>
@@ -13921,21 +13894,7 @@
           <w:szCs w:val="28"/>
           <w:shd w:val="clear" w:fill="FFFFFF"/>
         </w:rPr>
-        <w:t>Karma (Ye) se describe como una sustancia negra y dens</w:t>
-      </w:r>
-      <w:r>
-        <w:rPr>
-          <w:rFonts w:hint="default" w:ascii="Palatino Linotype" w:hAnsi="Palatino Linotype" w:eastAsia="sans-serif" w:cs="Palatino Linotype"/>
-          <w:i w:val="0"/>
-          <w:iCs w:val="0"/>
-          <w:caps w:val="0"/>
-          <w:color w:val="1A1C1E"/>
-          <w:spacing w:val="0"/>
-          <w:sz w:val="28"/>
-          <w:szCs w:val="28"/>
-          <w:shd w:val="clear" w:fill="FFFFFF"/>
-        </w:rPr>
-        <w:t>a. Se genera cuando una persona hace el mal, daña a otros o alberga envidia y resentimiento.</w:t>
+        <w:t>Karma (Ye) se describe como una sustancia negra y densa. Se genera cuando una persona hace el mal, daña a otros o alberga envidia y resentimiento.</w:t>
       </w:r>
     </w:p>
     <w:p>
@@ -14477,21 +14436,7 @@
           <w:szCs w:val="28"/>
           <w:shd w:val="clear" w:fill="FFFFFF"/>
         </w:rPr>
-        <w:t> El fenómeno de que los cuerpos de al</w:t>
-      </w:r>
-      <w:r>
-        <w:rPr>
-          <w:rFonts w:hint="default" w:ascii="Palatino Linotype" w:hAnsi="Palatino Linotype" w:eastAsia="sans-serif" w:cs="Palatino Linotype"/>
-          <w:i w:val="0"/>
-          <w:iCs w:val="0"/>
-          <w:caps w:val="0"/>
-          <w:color w:val="1A1C1E"/>
-          <w:spacing w:val="0"/>
-          <w:sz w:val="28"/>
-          <w:szCs w:val="28"/>
-          <w:shd w:val="clear" w:fill="FFFFFF"/>
-        </w:rPr>
-        <w:t>gunos practicantes de alto nivel no se descompongan naturalmente después de la muerte, sino que permanezcan flexibles e incluso que el cabello y las uñas sigan creciendo. Esto se considera una prueba de que sus cuerpos físicos han sido reemplazados en gran medida por un tipo de materia sutil que ya no obedece las leyes normales de la descomposición biológica.</w:t>
+        <w:t> El fenómeno de que los cuerpos de algunos practicantes de alto nivel no se descompongan naturalmente después de la muerte, sino que permanezcan flexibles e incluso que el cabello y las uñas sigan creciendo. Esto se considera una prueba de que sus cuerpos físicos han sido reemplazados en gran medida por un tipo de materia sutil que ya no obedece las leyes normales de la descomposición biológica.</w:t>
       </w:r>
     </w:p>
     <w:p>
@@ -15754,21 +15699,7 @@
           <w:szCs w:val="28"/>
           <w:shd w:val="clear" w:fill="FFFFFF"/>
         </w:rPr>
-        <w:t>El Triángulo de las Bermudas y otros "vórtices" misterio</w:t>
-      </w:r>
-      <w:r>
-        <w:rPr>
-          <w:rFonts w:hint="default" w:ascii="Palatino Linotype" w:hAnsi="Palatino Linotype" w:eastAsia="sans-serif" w:cs="Palatino Linotype"/>
-          <w:i w:val="0"/>
-          <w:iCs w:val="0"/>
-          <w:caps w:val="0"/>
-          <w:color w:val="1A1C1E"/>
-          <w:spacing w:val="0"/>
-          <w:sz w:val="28"/>
-          <w:szCs w:val="28"/>
-          <w:shd w:val="clear" w:fill="FFFFFF"/>
-        </w:rPr>
-        <w:t>sos: La historia de barcos y aviones que desaparecen sin dejar rastro en el Triángulo de las Bermudas se ha convertido en parte de la cultura popular. Aunque muchos casos se han atribuido a condiciones meteorológicas extremas o errores humanos, todavía hay desapariciones inexplicables.</w:t>
+        <w:t>El Triángulo de las Bermudas y otros "vórtices" misteriosos: La historia de barcos y aviones que desaparecen sin dejar rastro en el Triángulo de las Bermudas se ha convertido en parte de la cultura popular. Aunque muchos casos se han atribuido a condiciones meteorológicas extremas o errores humanos, todavía hay desapariciones inexplicables.</w:t>
       </w:r>
     </w:p>
     <w:p>
@@ -16158,21 +16089,7 @@
           <w:szCs w:val="28"/>
           <w:shd w:val="clear" w:fill="FFFFFF"/>
         </w:rPr>
-        <w:t>Desaparecer de un punto y reaparecer en otro a decenas d</w:t>
-      </w:r>
-      <w:r>
-        <w:rPr>
-          <w:rFonts w:hint="default" w:ascii="Palatino Linotype" w:hAnsi="Palatino Linotype" w:eastAsia="sans-serif" w:cs="Palatino Linotype"/>
-          <w:i w:val="0"/>
-          <w:iCs w:val="0"/>
-          <w:caps w:val="0"/>
-          <w:color w:val="1A1C1E"/>
-          <w:spacing w:val="0"/>
-          <w:sz w:val="28"/>
-          <w:szCs w:val="28"/>
-          <w:shd w:val="clear" w:fill="FFFFFF"/>
-        </w:rPr>
-        <w:t>e kilómetros de distancia en un abrir y cerrar de ojos.</w:t>
+        <w:t>Desaparecer de un punto y reaparecer en otro a decenas de kilómetros de distancia en un abrir y cerrar de ojos.</w:t>
       </w:r>
     </w:p>
     <w:p>
@@ -16306,21 +16223,7 @@
           <w:szCs w:val="28"/>
           <w:shd w:val="clear" w:fill="FFFFFF"/>
         </w:rPr>
-        <w:t xml:space="preserve">La aceleración instantánea podría no ser un sistema de propulsión, sino el acto de "reingresar" </w:t>
-      </w:r>
-      <w:r>
-        <w:rPr>
-          <w:rFonts w:hint="default" w:ascii="Palatino Linotype" w:hAnsi="Palatino Linotype" w:eastAsia="sans-serif" w:cs="Palatino Linotype"/>
-          <w:i w:val="0"/>
-          <w:iCs w:val="0"/>
-          <w:caps w:val="0"/>
-          <w:color w:val="1A1C1E"/>
-          <w:spacing w:val="0"/>
-          <w:sz w:val="28"/>
-          <w:szCs w:val="28"/>
-          <w:shd w:val="clear" w:fill="FFFFFF"/>
-        </w:rPr>
-        <w:t>a nuestro espacio en una ubicación diferente.</w:t>
+        <w:t>La aceleración instantánea podría no ser un sistema de propulsión, sino el acto de "reingresar" a nuestro espacio en una ubicación diferente.</w:t>
       </w:r>
     </w:p>
     <w:p>
@@ -17139,21 +17042,7 @@
           <w:szCs w:val="28"/>
           <w:shd w:val="clear" w:fill="FFFFFF"/>
         </w:rPr>
-        <w:t xml:space="preserve">La naturaleza de la luz: El Cielo siempre se describe como un lugar lleno de luz, una luz no deslumbrante, sino radiante y pura. Los seres que allí habitan (Dioses, Ángeles, Bodhisattvas) a menudo se describen con cuerpos luminosos. Esto encaja perfectamente con la idea de un reino con una frecuencia vibratoria más alta, donde la materia se vuelve más sutil y se acerca a </w:t>
-      </w:r>
-      <w:r>
-        <w:rPr>
-          <w:rFonts w:hint="default" w:ascii="Palatino Linotype" w:hAnsi="Palatino Linotype" w:eastAsia="sans-serif" w:cs="Palatino Linotype"/>
-          <w:i w:val="0"/>
-          <w:iCs w:val="0"/>
-          <w:caps w:val="0"/>
-          <w:color w:val="1A1C1E"/>
-          <w:spacing w:val="0"/>
-          <w:sz w:val="28"/>
-          <w:szCs w:val="28"/>
-          <w:shd w:val="clear" w:fill="FFFFFF"/>
-        </w:rPr>
-        <w:t>la naturaleza energética de la luz.</w:t>
+        <w:t>La naturaleza de la luz: El Cielo siempre se describe como un lugar lleno de luz, una luz no deslumbrante, sino radiante y pura. Los seres que allí habitan (Dioses, Ángeles, Bodhisattvas) a menudo se describen con cuerpos luminosos. Esto encaja perfectamente con la idea de un reino con una frecuencia vibratoria más alta, donde la materia se vuelve más sutil y se acerca a la naturaleza energética de la luz.</w:t>
       </w:r>
     </w:p>
     <w:p>
@@ -17198,21 +17087,7 @@
           <w:szCs w:val="28"/>
           <w:shd w:val="clear" w:fill="FFFFFF"/>
         </w:rPr>
-        <w:t>El tiempo diferente: Otro motivo común es que el tiemp</w:t>
-      </w:r>
-      <w:r>
-        <w:rPr>
-          <w:rFonts w:hint="default" w:ascii="Palatino Linotype" w:hAnsi="Palatino Linotype" w:eastAsia="sans-serif" w:cs="Palatino Linotype"/>
-          <w:i w:val="0"/>
-          <w:iCs w:val="0"/>
-          <w:caps w:val="0"/>
-          <w:color w:val="1A1C1E"/>
-          <w:spacing w:val="0"/>
-          <w:sz w:val="28"/>
-          <w:szCs w:val="28"/>
-          <w:shd w:val="clear" w:fill="FFFFFF"/>
-        </w:rPr>
-        <w:t>o en el Cielo transcurre de manera muy diferente al de la Tierra. En la obra clásica </w:t>
+        <w:t>El tiempo diferente: Otro motivo común es que el tiempo en el Cielo transcurre de manera muy diferente al de la Tierra. En la obra clásica </w:t>
       </w:r>
       <w:r>
         <w:rPr>
@@ -18880,21 +18755,7 @@
           <w:szCs w:val="28"/>
           <w:shd w:val="clear" w:fill="FFFFFF"/>
         </w:rPr>
-        <w:t xml:space="preserve">Miedos y ansiedades latentes: Esta es la fuente de </w:t>
-      </w:r>
-      <w:r>
-        <w:rPr>
-          <w:rFonts w:hint="default" w:ascii="Palatino Linotype" w:hAnsi="Palatino Linotype" w:eastAsia="sans-serif" w:cs="Palatino Linotype"/>
-          <w:i w:val="0"/>
-          <w:iCs w:val="0"/>
-          <w:caps w:val="0"/>
-          <w:color w:val="1A1C1E"/>
-          <w:spacing w:val="0"/>
-          <w:sz w:val="28"/>
-          <w:szCs w:val="28"/>
-          <w:shd w:val="clear" w:fill="FFFFFF"/>
-        </w:rPr>
-        <w:t>las pesadillas. Lo que más tememos –el fracaso, el abandono, la muerte– será magnificado por la mente en escenarios terroríficos. La sabiduría oriental tiene un dicho, "los demonios nacen del propio corazón", que parece capturar la esencia del mecanismo que crea las pesadillas. El "monstruo" que nos persigue en el sueño puede no venir de un lugar extraño, sino que nace de nuestro propio miedo.</w:t>
+        <w:t>Miedos y ansiedades latentes: Esta es la fuente de las pesadillas. Lo que más tememos –el fracaso, el abandono, la muerte– será magnificado por la mente en escenarios terroríficos. La sabiduría oriental tiene un dicho, "los demonios nacen del propio corazón", que parece capturar la esencia del mecanismo que crea las pesadillas. El "monstruo" que nos persigue en el sueño puede no venir de un lugar extraño, sino que nace de nuestro propio miedo.</w:t>
       </w:r>
     </w:p>
     <w:p>
@@ -19085,21 +18946,7 @@
           <w:szCs w:val="28"/>
           <w:shd w:val="clear" w:fill="FFFFFF"/>
         </w:rPr>
-        <w:t xml:space="preserve">Viajes a mundos extraños: Hay sueños que nos llevan a lugares que no existen en nuestra memoria: ciudades futuristas con tecnología extraña, tierras de hadas con paisajes deslumbrantes o planetas desolados bajo cielos con dos soles. </w:t>
-      </w:r>
-      <w:r>
-        <w:rPr>
-          <w:rFonts w:hint="default" w:ascii="Palatino Linotype" w:hAnsi="Palatino Linotype" w:eastAsia="sans-serif" w:cs="Palatino Linotype"/>
-          <w:i w:val="0"/>
-          <w:iCs w:val="0"/>
-          <w:caps w:val="0"/>
-          <w:color w:val="1A1C1E"/>
-          <w:spacing w:val="0"/>
-          <w:sz w:val="28"/>
-          <w:szCs w:val="28"/>
-          <w:shd w:val="clear" w:fill="FFFFFF"/>
-        </w:rPr>
-        <w:t>¿Podrían ser estos "viajes astrales" inconscientes del Espíritu Primordial a dimensiones paralelas, otros planetas o incluso reinos superiores?</w:t>
+        <w:t>Viajes a mundos extraños: Hay sueños que nos llevan a lugares que no existen en nuestra memoria: ciudades futuristas con tecnología extraña, tierras de hadas con paisajes deslumbrantes o planetas desolados bajo cielos con dos soles. ¿Podrían ser estos "viajes astrales" inconscientes del Espíritu Primordial a dimensiones paralelas, otros planetas o incluso reinos superiores?</w:t>
       </w:r>
     </w:p>
     <w:p>
@@ -19144,21 +18991,7 @@
           <w:szCs w:val="28"/>
           <w:shd w:val="clear" w:fill="FFFFFF"/>
         </w:rPr>
-        <w:t>Experienci</w:t>
-      </w:r>
-      <w:r>
-        <w:rPr>
-          <w:rFonts w:hint="default" w:ascii="Palatino Linotype" w:hAnsi="Palatino Linotype" w:eastAsia="sans-serif" w:cs="Palatino Linotype"/>
-          <w:i w:val="0"/>
-          <w:iCs w:val="0"/>
-          <w:caps w:val="0"/>
-          <w:color w:val="1A1C1E"/>
-          <w:spacing w:val="0"/>
-          <w:sz w:val="28"/>
-          <w:szCs w:val="28"/>
-          <w:shd w:val="clear" w:fill="FFFFFF"/>
-        </w:rPr>
-        <w:t>as proféticas: Algunos sueños parecen predecir eventos futuros. Este es un fenómeno complejo, que podría interpretarse como que, en un estado liberado de la línea de tiempo lineal del reino material, el Espíritu Primordial tiene la capacidad de percibir las "ondas" de eventos futuros.</w:t>
+        <w:t>Experiencias proféticas: Algunos sueños parecen predecir eventos futuros. Este es un fenómeno complejo, que podría interpretarse como que, en un estado liberado de la línea de tiempo lineal del reino material, el Espíritu Primordial tiene la capacidad de percibir las "ondas" de eventos futuros.</w:t>
       </w:r>
     </w:p>
     <w:p>
@@ -21775,21 +21608,7 @@
           <w:szCs w:val="28"/>
           <w:shd w:val="clear" w:fill="FFFFFF"/>
         </w:rPr>
-        <w:t xml:space="preserve">Colapso mental: Haber sufrido un gran </w:t>
-      </w:r>
-      <w:r>
-        <w:rPr>
-          <w:rFonts w:hint="default" w:ascii="Palatino Linotype" w:hAnsi="Palatino Linotype" w:eastAsia="sans-serif" w:cs="Palatino Linotype"/>
-          <w:i w:val="0"/>
-          <w:iCs w:val="0"/>
-          <w:caps w:val="0"/>
-          <w:color w:val="1A1C1E"/>
-          <w:spacing w:val="0"/>
-          <w:sz w:val="28"/>
-          <w:szCs w:val="28"/>
-          <w:shd w:val="clear" w:fill="FFFFFF"/>
-        </w:rPr>
-        <w:t>trauma, una depresión prolongada o estar sumido en emociones negativas como el odio o el miedo.</w:t>
+        <w:t>Colapso mental: Haber sufrido un gran trauma, una depresión prolongada o estar sumido en emociones negativas como el odio o el miedo.</w:t>
       </w:r>
     </w:p>
     <w:p>
@@ -21885,21 +21704,7 @@
           <w:szCs w:val="28"/>
           <w:shd w:val="clear" w:fill="FFFFFF"/>
         </w:rPr>
-        <w:t>Karma pesa</w:t>
-      </w:r>
-      <w:r>
-        <w:rPr>
-          <w:rFonts w:hint="default" w:ascii="Palatino Linotype" w:hAnsi="Palatino Linotype" w:eastAsia="sans-serif" w:cs="Palatino Linotype"/>
-          <w:i w:val="0"/>
-          <w:iCs w:val="0"/>
-          <w:caps w:val="0"/>
-          <w:color w:val="1A1C1E"/>
-          <w:spacing w:val="0"/>
-          <w:sz w:val="28"/>
-          <w:szCs w:val="28"/>
-          <w:shd w:val="clear" w:fill="FFFFFF"/>
-        </w:rPr>
-        <w:t>do: Deudas de vidas pasadas pueden crear una conexión negativa, permitiendo que los "acreedores" del reino invisible tengan la oportunidad de cobrar sus deudas acosando o poseyendo.</w:t>
+        <w:t>Karma pesado: Deudas de vidas pasadas pueden crear una conexión negativa, permitiendo que los "acreedores" del reino invisible tengan la oportunidad de cobrar sus deudas acosando o poseyendo.</w:t>
       </w:r>
     </w:p>
     <w:p>
@@ -23307,21 +23112,7 @@
           <w:szCs w:val="28"/>
           <w:shd w:val="clear" w:fill="FFFFFF"/>
         </w:rPr>
-        <w:t xml:space="preserve">Germinación </w:t>
-      </w:r>
-      <w:r>
-        <w:rPr>
-          <w:rFonts w:hint="default" w:ascii="Palatino Linotype" w:hAnsi="Palatino Linotype" w:eastAsia="sans-serif" w:cs="Palatino Linotype"/>
-          <w:i w:val="0"/>
-          <w:iCs w:val="0"/>
-          <w:caps w:val="0"/>
-          <w:color w:val="1A1C1E"/>
-          <w:spacing w:val="0"/>
-          <w:sz w:val="28"/>
-          <w:szCs w:val="28"/>
-          <w:shd w:val="clear" w:fill="FFFFFF"/>
-        </w:rPr>
-        <w:t>de semillas: Uno de los experimentos más famosos fue el de un maestro de qigong que usó su mente para hacer que una semilla (como un frijol) germinara y creciera varios centímetros en solo unos minutos, un proceso que en la naturaleza llevaría días.</w:t>
+        <w:t>Germinación de semillas: Uno de los experimentos más famosos fue el de un maestro de qigong que usó su mente para hacer que una semilla (como un frijol) germinara y creciera varios centímetros en solo unos minutos, un proceso que en la naturaleza llevaría días.</w:t>
       </w:r>
     </w:p>
     <w:p>
@@ -23537,21 +23328,7 @@
           <w:szCs w:val="28"/>
           <w:shd w:val="clear" w:fill="FFFFFF"/>
         </w:rPr>
-        <w:t xml:space="preserve">Atravesar paredes: La capacidad de alterar la estructura </w:t>
-      </w:r>
-      <w:r>
-        <w:rPr>
-          <w:rFonts w:hint="default" w:ascii="Palatino Linotype" w:hAnsi="Palatino Linotype" w:eastAsia="sans-serif" w:cs="Palatino Linotype"/>
-          <w:i w:val="0"/>
-          <w:iCs w:val="0"/>
-          <w:caps w:val="0"/>
-          <w:color w:val="1A1C1E"/>
-          <w:spacing w:val="0"/>
-          <w:sz w:val="28"/>
-          <w:szCs w:val="28"/>
-          <w:shd w:val="clear" w:fill="FFFFFF"/>
-        </w:rPr>
-        <w:t>molecular del propio cuerpo y de un obstáculo para pasar a través de él. Teóricamente, un átomo es en su mayoría espacio vacío. Si se pudieran controlar los campos de fuerza que mantienen unidos a los átomos, atravesar una pared no sería impensable.</w:t>
+        <w:t>Atravesar paredes: La capacidad de alterar la estructura molecular del propio cuerpo y de un obstáculo para pasar a través de él. Teóricamente, un átomo es en su mayoría espacio vacío. Si se pudieran controlar los campos de fuerza que mantienen unidos a los átomos, atravesar una pared no sería impensable.</w:t>
       </w:r>
     </w:p>
     <w:p>
@@ -25353,21 +25130,7 @@
           <w:szCs w:val="28"/>
           <w:shd w:val="clear" w:fill="FFFFFF"/>
         </w:rPr>
-        <w:t xml:space="preserve">Las fuentes hidrotermales en el fondo del océano, donde las temperaturas alcanzan cientos de grados Celsius y la presión es </w:t>
-      </w:r>
-      <w:r>
-        <w:rPr>
-          <w:rFonts w:hint="default" w:ascii="Palatino Linotype" w:hAnsi="Palatino Linotype" w:eastAsia="sans-serif" w:cs="Palatino Linotype"/>
-          <w:i w:val="0"/>
-          <w:iCs w:val="0"/>
-          <w:caps w:val="0"/>
-          <w:color w:val="1A1C1E"/>
-          <w:spacing w:val="0"/>
-          <w:sz w:val="28"/>
-          <w:szCs w:val="28"/>
-          <w:shd w:val="clear" w:fill="FFFFFF"/>
-        </w:rPr>
-        <w:t>extrema.</w:t>
+        <w:t>Las fuentes hidrotermales en el fondo del océano, donde las temperaturas alcanzan cientos de grados Celsius y la presión es extrema.</w:t>
       </w:r>
     </w:p>
     <w:p>
@@ -25514,21 +25277,7 @@
           <w:szCs w:val="28"/>
           <w:shd w:val="clear" w:fill="FFFFFF"/>
         </w:rPr>
-        <w:t xml:space="preserve">Incluso dentro </w:t>
-      </w:r>
-      <w:r>
-        <w:rPr>
-          <w:rFonts w:hint="default" w:ascii="Palatino Linotype" w:hAnsi="Palatino Linotype" w:eastAsia="sans-serif" w:cs="Palatino Linotype"/>
-          <w:i w:val="0"/>
-          <w:iCs w:val="0"/>
-          <w:caps w:val="0"/>
-          <w:color w:val="1A1C1E"/>
-          <w:spacing w:val="0"/>
-          <w:sz w:val="28"/>
-          <w:szCs w:val="28"/>
-          <w:shd w:val="clear" w:fill="FFFFFF"/>
-        </w:rPr>
-        <w:t>de reactores nucleares, soportando niveles de radiación que matarían a un ser humano al instante.</w:t>
+        <w:t>Incluso dentro de reactores nucleares, soportando niveles de radiación que matarían a un ser humano al instante.</w:t>
       </w:r>
     </w:p>
     <w:p>
@@ -25810,21 +25559,7 @@
           <w:szCs w:val="28"/>
           <w:shd w:val="clear" w:fill="FFFFFF"/>
         </w:rPr>
-        <w:t xml:space="preserve">Marte, el planeta que nuestros robots están explorando y donde solo ven una </w:t>
-      </w:r>
-      <w:r>
-        <w:rPr>
-          <w:rFonts w:hint="default" w:ascii="Palatino Linotype" w:hAnsi="Palatino Linotype" w:eastAsia="sans-serif" w:cs="Palatino Linotype"/>
-          <w:i w:val="0"/>
-          <w:iCs w:val="0"/>
-          <w:caps w:val="0"/>
-          <w:color w:val="1A1C1E"/>
-          <w:spacing w:val="0"/>
-          <w:sz w:val="28"/>
-          <w:szCs w:val="28"/>
-          <w:shd w:val="clear" w:fill="FFFFFF"/>
-        </w:rPr>
-        <w:t>superficie desolada y fría, podría albergar una civilización vibrante en otra dimensión, exactamente en el mismo lugar.</w:t>
+        <w:t>Marte, el planeta que nuestros robots están explorando y donde solo ven una superficie desolada y fría, podría albergar una civilización vibrante en otra dimensión, exactamente en el mismo lugar.</w:t>
       </w:r>
     </w:p>
     <w:p>
@@ -25869,21 +25604,7 @@
           <w:szCs w:val="28"/>
           <w:shd w:val="clear" w:fill="FFFFFF"/>
         </w:rPr>
-        <w:t>Júpiter, el gigante gaseoso que consideram</w:t>
-      </w:r>
-      <w:r>
-        <w:rPr>
-          <w:rFonts w:hint="default" w:ascii="Palatino Linotype" w:hAnsi="Palatino Linotype" w:eastAsia="sans-serif" w:cs="Palatino Linotype"/>
-          <w:i w:val="0"/>
-          <w:iCs w:val="0"/>
-          <w:caps w:val="0"/>
-          <w:color w:val="1A1C1E"/>
-          <w:spacing w:val="0"/>
-          <w:sz w:val="28"/>
-          <w:szCs w:val="28"/>
-          <w:shd w:val="clear" w:fill="FFFFFF"/>
-        </w:rPr>
-        <w:t>os inhabitable, podría ser un vasto mundo oceánico con seres gigantes que existen en un estado energético diferente.</w:t>
+        <w:t>Júpiter, el gigante gaseoso que consideramos inhabitable, podría ser un vasto mundo oceánico con seres gigantes que existen en un estado energético diferente.</w:t>
       </w:r>
     </w:p>
     <w:p>
@@ -26722,21 +26443,7 @@
           <w:szCs w:val="28"/>
           <w:shd w:val="clear" w:fill="FFFFFF"/>
         </w:rPr>
-        <w:t xml:space="preserve">El problema filosófico del Origen: La teoría dice que todo el universo estaba comprimido en un único punto. Pero, ¿de dónde vino ese punto? ¿Qué existía antes de que apareciera? La lógica común nos </w:t>
-      </w:r>
-      <w:r>
-        <w:rPr>
-          <w:rFonts w:hint="default" w:ascii="Palatino Linotype" w:hAnsi="Palatino Linotype" w:eastAsia="sans-serif" w:cs="Palatino Linotype"/>
-          <w:i w:val="0"/>
-          <w:iCs w:val="0"/>
-          <w:caps w:val="0"/>
-          <w:color w:val="1A1C1E"/>
-          <w:spacing w:val="0"/>
-          <w:sz w:val="28"/>
-          <w:szCs w:val="28"/>
-          <w:shd w:val="clear" w:fill="FFFFFF"/>
-        </w:rPr>
-        <w:t>dice que nada puede surgir de la nada absoluta. La pregunta de la "primera causa" sigue siendo un vasto vacío.</w:t>
+        <w:t>El problema filosófico del Origen: La teoría dice que todo el universo estaba comprimido en un único punto. Pero, ¿de dónde vino ese punto? ¿Qué existía antes de que apareciera? La lógica común nos dice que nada puede surgir de la nada absoluta. La pregunta de la "primera causa" sigue siendo un vasto vacío.</w:t>
       </w:r>
     </w:p>
     <w:p>
@@ -26832,21 +26539,7 @@
           <w:szCs w:val="28"/>
           <w:shd w:val="clear" w:fill="FFFFFF"/>
         </w:rPr>
-        <w:t xml:space="preserve">El problema </w:t>
-      </w:r>
-      <w:r>
-        <w:rPr>
-          <w:rFonts w:hint="default" w:ascii="Palatino Linotype" w:hAnsi="Palatino Linotype" w:eastAsia="sans-serif" w:cs="Palatino Linotype"/>
-          <w:i w:val="0"/>
-          <w:iCs w:val="0"/>
-          <w:caps w:val="0"/>
-          <w:color w:val="1A1C1E"/>
-          <w:spacing w:val="0"/>
-          <w:sz w:val="28"/>
-          <w:szCs w:val="28"/>
-          <w:shd w:val="clear" w:fill="FFFFFF"/>
-        </w:rPr>
-        <w:t>de la naturaleza de la Materia: O existe otra posibilidad, que esa "singularidad" no estuviera compuesta de los átomos que conocemos. Quizás estuviera formada por partículas a un nivel mucho más pequeño, partículas que la tabla periódica no describe en absoluto. Pero si es así, eso significa que las leyes de la física que hemos construido basadas en el mundo atómico serían completamente inútiles para describirla. Estaríamos usando un mapa de la Tierra para intentar orientarnos en el Sol.</w:t>
+        <w:t>El problema de la naturaleza de la Materia: O existe otra posibilidad, que esa "singularidad" no estuviera compuesta de los átomos que conocemos. Quizás estuviera formada por partículas a un nivel mucho más pequeño, partículas que la tabla periódica no describe en absoluto. Pero si es así, eso significa que las leyes de la física que hemos construido basadas en el mundo atómico serían completamente inútiles para describirla. Estaríamos usando un mapa de la Tierra para intentar orientarnos en el Sol.</w:t>
       </w:r>
     </w:p>
     <w:p>
@@ -27386,21 +27079,7 @@
           <w:szCs w:val="28"/>
           <w:shd w:val="clear" w:fill="FFFFFF"/>
         </w:rPr>
-        <w:t>O podría ser simplemente el movimiento relativo de nuestro cúmulo cósmico dentro de una estruct</w:t>
-      </w:r>
-      <w:r>
-        <w:rPr>
-          <w:rFonts w:hint="default" w:ascii="Palatino Linotype" w:hAnsi="Palatino Linotype" w:eastAsia="sans-serif" w:cs="Palatino Linotype"/>
-          <w:i w:val="0"/>
-          <w:iCs w:val="0"/>
-          <w:caps w:val="0"/>
-          <w:color w:val="1A1C1E"/>
-          <w:spacing w:val="0"/>
-          <w:sz w:val="28"/>
-          <w:szCs w:val="28"/>
-          <w:shd w:val="clear" w:fill="FFFFFF"/>
-        </w:rPr>
-        <w:t>ura aún mayor.</w:t>
+        <w:t>O podría ser simplemente el movimiento relativo de nuestro cúmulo cósmico dentro de una estructura aún mayor.</w:t>
       </w:r>
     </w:p>
     <w:p>
@@ -27946,21 +27625,7 @@
           <w:szCs w:val="28"/>
           <w:shd w:val="clear" w:fill="FFFFFF"/>
         </w:rPr>
-        <w:t>Decadencia:</w:t>
-      </w:r>
-      <w:r>
-        <w:rPr>
-          <w:rFonts w:hint="default" w:ascii="Palatino Linotype" w:hAnsi="Palatino Linotype" w:eastAsia="sans-serif" w:cs="Palatino Linotype"/>
-          <w:i w:val="0"/>
-          <w:iCs w:val="0"/>
-          <w:caps w:val="0"/>
-          <w:color w:val="1A1C1E"/>
-          <w:spacing w:val="0"/>
-          <w:sz w:val="28"/>
-          <w:szCs w:val="28"/>
-          <w:shd w:val="clear" w:fill="FFFFFF"/>
-        </w:rPr>
-        <w:t> La fase de declive, cuando el orden comienza a colapsar y la energía se agota.</w:t>
+        <w:t>Decadencia: La fase de declive, cuando el orden comienza a colapsar y la energía se agota.</w:t>
       </w:r>
     </w:p>
     <w:p>
@@ -29397,21 +29062,7 @@
           <w:szCs w:val="28"/>
           <w:shd w:val="clear" w:fill="FFFFFF"/>
         </w:rPr>
-        <w:t xml:space="preserve">Cuando las corrientes de energía giran de manera ordenada y estable, crean las hermosas galaxias espirales que solemos </w:t>
-      </w:r>
-      <w:r>
-        <w:rPr>
-          <w:rFonts w:hint="default" w:ascii="Palatino Linotype" w:hAnsi="Palatino Linotype" w:eastAsia="sans-serif" w:cs="Palatino Linotype"/>
-          <w:i w:val="0"/>
-          <w:iCs w:val="0"/>
-          <w:caps w:val="0"/>
-          <w:color w:val="1A1C1E"/>
-          <w:spacing w:val="0"/>
-          <w:sz w:val="28"/>
-          <w:szCs w:val="28"/>
-          <w:shd w:val="clear" w:fill="FFFFFF"/>
-        </w:rPr>
-        <w:t>ver, con estrellas moviéndose en una danza sincronizada.</w:t>
+        <w:t>Cuando las corrientes de energía giran de manera ordenada y estable, crean las hermosas galaxias espirales que solemos ver, con estrellas moviéndose en una danza sincronizada.</w:t>
       </w:r>
     </w:p>
     <w:p>
@@ -29456,21 +29107,7 @@
           <w:szCs w:val="28"/>
           <w:shd w:val="clear" w:fill="FFFFFF"/>
         </w:rPr>
-        <w:t>Cuando las</w:t>
-      </w:r>
-      <w:r>
-        <w:rPr>
-          <w:rFonts w:hint="default" w:ascii="Palatino Linotype" w:hAnsi="Palatino Linotype" w:eastAsia="sans-serif" w:cs="Palatino Linotype"/>
-          <w:i w:val="0"/>
-          <w:iCs w:val="0"/>
-          <w:caps w:val="0"/>
-          <w:color w:val="1A1C1E"/>
-          <w:spacing w:val="0"/>
-          <w:sz w:val="28"/>
-          <w:szCs w:val="28"/>
-          <w:shd w:val="clear" w:fill="FFFFFF"/>
-        </w:rPr>
-        <w:t xml:space="preserve"> corrientes de energía interactúan de manera más caótica y poderosa, pueden crear galaxias elípticas (con forma de huevo o esfera), donde las estrellas no giran en un solo plano sino que se mueven en órbitas aleatorias, como un enjambre gigante de abejas.</w:t>
+        <w:t>Cuando las corrientes de energía interactúan de manera más caótica y poderosa, pueden crear galaxias elípticas (con forma de huevo o esfera), donde las estrellas no giran en un solo plano sino que se mueven en órbitas aleatorias, como un enjambre gigante de abejas.</w:t>
       </w:r>
     </w:p>
     <w:p>
@@ -32183,21 +31820,7 @@
           <w:szCs w:val="28"/>
           <w:shd w:val="clear" w:fill="FFFFFF"/>
         </w:rPr>
-        <w:t xml:space="preserve">Un átomo: Electrones orbitando un núcleo </w:t>
-      </w:r>
-      <w:r>
-        <w:rPr>
-          <w:rFonts w:hint="default" w:ascii="Palatino Linotype" w:hAnsi="Palatino Linotype" w:eastAsia="sans-serif" w:cs="Palatino Linotype"/>
-          <w:i w:val="0"/>
-          <w:iCs w:val="0"/>
-          <w:caps w:val="0"/>
-          <w:color w:val="1A1C1E"/>
-          <w:spacing w:val="0"/>
-          <w:sz w:val="28"/>
-          <w:szCs w:val="28"/>
-          <w:shd w:val="clear" w:fill="FFFFFF"/>
-        </w:rPr>
-        <w:t>central.</w:t>
+        <w:t>Un átomo: Electrones orbitando un núcleo central.</w:t>
       </w:r>
     </w:p>
     <w:p>
@@ -32293,21 +31916,7 @@
           <w:szCs w:val="28"/>
           <w:shd w:val="clear" w:fill="FFFFFF"/>
         </w:rPr>
-        <w:t>Una galax</w:t>
-      </w:r>
-      <w:r>
-        <w:rPr>
-          <w:rFonts w:hint="default" w:ascii="Palatino Linotype" w:hAnsi="Palatino Linotype" w:eastAsia="sans-serif" w:cs="Palatino Linotype"/>
-          <w:i w:val="0"/>
-          <w:iCs w:val="0"/>
-          <w:caps w:val="0"/>
-          <w:color w:val="1A1C1E"/>
-          <w:spacing w:val="0"/>
-          <w:sz w:val="28"/>
-          <w:szCs w:val="28"/>
-          <w:shd w:val="clear" w:fill="FFFFFF"/>
-        </w:rPr>
-        <w:t>ia: Miles de millones de sistemas solares orbitando un centro galáctico.</w:t>
+        <w:t>Una galaxia: Miles de millones de sistemas solares orbitando un centro galáctico.</w:t>
       </w:r>
     </w:p>
     <w:p>
@@ -32549,6 +32158,7 @@
         <w:keepLines w:val="0"/>
         <w:widowControl/>
         <w:numPr>
+          <w:ilvl w:val="0"/>
           <w:numId w:val="0"/>
         </w:numPr>
         <w:suppressLineNumbers w:val="0"/>
@@ -33843,21 +33453,7 @@
           <w:szCs w:val="28"/>
           <w:shd w:val="clear" w:fill="FFFFFF"/>
         </w:rPr>
-        <w:t xml:space="preserve">La pregunta del Origen: ¿Qué creó la singularidad y proporcionó la energía para </w:t>
-      </w:r>
-      <w:r>
-        <w:rPr>
-          <w:rFonts w:hint="default" w:ascii="Palatino Linotype" w:hAnsi="Palatino Linotype" w:eastAsia="sans-serif" w:cs="Palatino Linotype"/>
-          <w:i w:val="0"/>
-          <w:iCs w:val="0"/>
-          <w:caps w:val="0"/>
-          <w:color w:val="1A1C1E"/>
-          <w:spacing w:val="0"/>
-          <w:sz w:val="28"/>
-          <w:szCs w:val="28"/>
-          <w:shd w:val="clear" w:fill="FFFFFF"/>
-        </w:rPr>
-        <w:t>el Big Bang? ¿Por qué nuestro universo está tan finamente ajustado para permitir la vida?</w:t>
+        <w:t>La pregunta del Origen: ¿Qué creó la singularidad y proporcionó la energía para el Big Bang? ¿Por qué nuestro universo está tan finamente ajustado para permitir la vida?</w:t>
       </w:r>
     </w:p>
     <w:p>
@@ -33953,21 +33549,7 @@
           <w:szCs w:val="28"/>
           <w:shd w:val="clear" w:fill="FFFFFF"/>
         </w:rPr>
-        <w:t>La pregunta</w:t>
-      </w:r>
-      <w:r>
-        <w:rPr>
-          <w:rFonts w:hint="default" w:ascii="Palatino Linotype" w:hAnsi="Palatino Linotype" w:eastAsia="sans-serif" w:cs="Palatino Linotype"/>
-          <w:i w:val="0"/>
-          <w:iCs w:val="0"/>
-          <w:caps w:val="0"/>
-          <w:color w:val="1A1C1E"/>
-          <w:spacing w:val="0"/>
-          <w:sz w:val="28"/>
-          <w:szCs w:val="28"/>
-          <w:shd w:val="clear" w:fill="FFFFFF"/>
-        </w:rPr>
-        <w:t xml:space="preserve"> de la Conciencia: ¿De dónde viene la conciencia? ¿Por qué un pensamiento puede controlar la materia? ¿Son las experiencias humanas profundas como los sueños, la inspiración o las habilidades extraordinarias solo alucinaciones del cerebro?</w:t>
+        <w:t>La pregunta de la Conciencia: ¿De dónde viene la conciencia? ¿Por qué un pensamiento puede controlar la materia? ¿Son las experiencias humanas profundas como los sueños, la inspiración o las habilidades extraordinarias solo alucinaciones del cerebro?</w:t>
       </w:r>
     </w:p>
     <w:p>
@@ -34376,35 +33958,7 @@
           <w:szCs w:val="28"/>
           <w:shd w:val="clear" w:fill="FFFFFF"/>
         </w:rPr>
-        <w:t xml:space="preserve">Sobre la meditación: En muchas disciplinas, la meditación se considera una técnica de apoyo. Se describe como un método para "silenciar el ruido" del flujo caótico de pensamientos, creando un estado de quietud necesario para una introspección profunda. Se puede imaginar como enfriar un detector hipersensible para que pueda </w:t>
-      </w:r>
-      <w:r>
-        <w:rPr>
-          <w:rFonts w:hint="default" w:ascii="Palatino Linotype" w:hAnsi="Palatino Linotype" w:eastAsia="sans-serif" w:cs="Palatino Linotype"/>
-          <w:i w:val="0"/>
-          <w:iCs w:val="0"/>
-          <w:caps w:val="0"/>
-          <w:color w:val="1A1C1E"/>
-          <w:spacing w:val="0"/>
-          <w:sz w:val="28"/>
-          <w:szCs w:val="28"/>
-          <w:shd w:val="clear" w:fill="FFFFFF"/>
-        </w:rPr>
-        <w:t xml:space="preserve">registrar </w:t>
-      </w:r>
-      <w:r>
-        <w:rPr>
-          <w:rFonts w:hint="default" w:ascii="Palatino Linotype" w:hAnsi="Palatino Linotype" w:eastAsia="sans-serif" w:cs="Palatino Linotype"/>
-          <w:i w:val="0"/>
-          <w:iCs w:val="0"/>
-          <w:caps w:val="0"/>
-          <w:color w:val="1A1C1E"/>
-          <w:spacing w:val="0"/>
-          <w:sz w:val="28"/>
-          <w:szCs w:val="28"/>
-          <w:shd w:val="clear" w:fill="FFFFFF"/>
-        </w:rPr>
-        <w:t>las señales más débiles. Aunque no todos los caminos de cultivo enfatizan la meditación, la quietud interior que proporciona parece ser una condición muy útil.</w:t>
+        <w:t>Sobre la meditación: En muchas disciplinas, la meditación se considera una técnica de apoyo. Se describe como un método para "silenciar el ruido" del flujo caótico de pensamientos, creando un estado de quietud necesario para una introspección profunda. Se puede imaginar como enfriar un detector hipersensible para que pueda registrar las señales más débiles. Aunque no todos los caminos de cultivo enfatizan la meditación, la quietud interior que proporciona parece ser una condición muy útil.</w:t>
       </w:r>
     </w:p>
     <w:p>
@@ -36333,7 +35887,7 @@
     </w:p>
     <w:p>
       <w:pPr>
-        <w:pStyle w:val="3"/>
+        <w:pStyle w:val="2"/>
         <w:bidi w:val="0"/>
         <w:spacing w:line="240" w:lineRule="auto"/>
         <w:rPr>
@@ -36792,7 +36346,7 @@
     </w:p>
     <w:p>
       <w:pPr>
-        <w:pStyle w:val="3"/>
+        <w:pStyle w:val="2"/>
         <w:bidi w:val="0"/>
         <w:spacing w:line="240" w:lineRule="auto"/>
         <w:rPr>
@@ -37335,6 +36889,7 @@
         <w:keepLines w:val="0"/>
         <w:widowControl/>
         <w:numPr>
+          <w:ilvl w:val="0"/>
           <w:numId w:val="0"/>
         </w:numPr>
         <w:suppressLineNumbers w:val="0"/>
@@ -37597,6 +37152,7 @@
         <w:keepLines w:val="0"/>
         <w:widowControl/>
         <w:numPr>
+          <w:ilvl w:val="0"/>
           <w:numId w:val="0"/>
         </w:numPr>
         <w:suppressLineNumbers w:val="0"/>
@@ -37825,6 +37381,7 @@
         <w:keepLines w:val="0"/>
         <w:widowControl/>
         <w:numPr>
+          <w:ilvl w:val="0"/>
           <w:numId w:val="0"/>
         </w:numPr>
         <w:suppressLineNumbers w:val="0"/>
@@ -37989,6 +37546,7 @@
         <w:keepLines w:val="0"/>
         <w:widowControl/>
         <w:numPr>
+          <w:ilvl w:val="0"/>
           <w:numId w:val="0"/>
         </w:numPr>
         <w:suppressLineNumbers w:val="0"/>
@@ -38093,7 +37651,7 @@
     </w:p>
     <w:p>
       <w:pPr>
-        <w:pStyle w:val="3"/>
+        <w:pStyle w:val="2"/>
         <w:bidi w:val="0"/>
         <w:spacing w:line="240" w:lineRule="auto"/>
         <w:rPr>
@@ -38112,7 +37670,18 @@
           <w:szCs w:val="36"/>
           <w:lang w:val="en-US" w:eastAsia="zh-CN"/>
         </w:rPr>
-        <w:t>SOBRE LA AUTORA Y EL PROYECTO THE LIVES MEDIA</w:t>
+        <w:t>SOBRE LA AUTORA Y EL PROYE</w:t>
+      </w:r>
+      <w:bookmarkStart w:id="30" w:name="_GoBack"/>
+      <w:bookmarkEnd w:id="30"/>
+      <w:r>
+        <w:rPr>
+          <w:rFonts w:hint="default" w:ascii="Palatino Linotype" w:hAnsi="Palatino Linotype" w:cs="Palatino Linotype"/>
+          <w:sz w:val="36"/>
+          <w:szCs w:val="36"/>
+          <w:lang w:val="en-US" w:eastAsia="zh-CN"/>
+        </w:rPr>
+        <w:t>CTO THE LIVES MEDIA</w:t>
       </w:r>
       <w:bookmarkEnd w:id="28"/>
     </w:p>

--- a/All_Books/10_UNIVERSE_BEYOND_BIG_BANG/UNIVERSE_BEYOND_BIG_BANG_es.docx
+++ b/All_Books/10_UNIVERSE_BEYOND_BIG_BANG/UNIVERSE_BEYOND_BIG_BANG_es.docx
@@ -2,6 +2,86 @@
 <file path=word/document.xml><?xml version="1.0" encoding="utf-8"?>
 <w:document xmlns:wpc="http://schemas.microsoft.com/office/word/2010/wordprocessingCanvas" xmlns:mc="http://schemas.openxmlformats.org/markup-compatibility/2006" xmlns:o="urn:schemas-microsoft-com:office:office" xmlns:r="http://schemas.openxmlformats.org/officeDocument/2006/relationships" xmlns:m="http://schemas.openxmlformats.org/officeDocument/2006/math" xmlns:v="urn:schemas-microsoft-com:vml" xmlns:wp14="http://schemas.microsoft.com/office/word/2010/wordprocessingDrawing" xmlns:wp="http://schemas.openxmlformats.org/drawingml/2006/wordprocessingDrawing" xmlns:w="http://schemas.openxmlformats.org/wordprocessingml/2006/main" xmlns:w14="http://schemas.microsoft.com/office/word/2010/wordml" xmlns:w10="urn:schemas-microsoft-com:office:word" xmlns:w15="http://schemas.microsoft.com/office/word/2012/wordml" xmlns:wpg="http://schemas.microsoft.com/office/word/2010/wordprocessingGroup" xmlns:wpi="http://schemas.microsoft.com/office/word/2010/wordprocessingInk" xmlns:wne="http://schemas.microsoft.com/office/word/2006/wordml" xmlns:wps="http://schemas.microsoft.com/office/word/2010/wordprocessingShape" xmlns:wpsCustomData="http://www.wps.cn/officeDocument/2013/wpsCustomData" mc:Ignorable="w14 w15 wp14">
   <w:body>
+    <w:p>
+      <w:pPr>
+        <w:rPr>
+          <w:rFonts w:hint="default" w:ascii="Palatino Linotype" w:hAnsi="Palatino Linotype"/>
+          <w:sz w:val="28"/>
+          <w:szCs w:val="28"/>
+          <w:lang w:val="en-US"/>
+        </w:rPr>
+      </w:pPr>
+      <w:r>
+        <w:rPr>
+          <w:rFonts w:hint="default" w:ascii="Palatino Linotype" w:hAnsi="Palatino Linotype"/>
+          <w:sz w:val="28"/>
+          <w:szCs w:val="28"/>
+          <w:lang w:val="en-US"/>
+        </w:rPr>
+        <w:drawing>
+          <wp:anchor distT="0" distB="0" distL="114300" distR="114300" simplePos="0" relativeHeight="251659264" behindDoc="0" locked="0" layoutInCell="1" allowOverlap="1">
+            <wp:simplePos x="0" y="0"/>
+            <wp:positionH relativeFrom="column">
+              <wp:posOffset>-769620</wp:posOffset>
+            </wp:positionH>
+            <wp:positionV relativeFrom="paragraph">
+              <wp:posOffset>-853440</wp:posOffset>
+            </wp:positionV>
+            <wp:extent cx="5316220" cy="7894320"/>
+            <wp:effectExtent l="0" t="0" r="2540" b="0"/>
+            <wp:wrapNone/>
+            <wp:docPr id="3" name="Picture 3" descr="10_UNIVERSE_BIG_BANG_es"/>
+            <wp:cNvGraphicFramePr>
+              <a:graphicFrameLocks xmlns:a="http://schemas.openxmlformats.org/drawingml/2006/main" noChangeAspect="1"/>
+            </wp:cNvGraphicFramePr>
+            <a:graphic xmlns:a="http://schemas.openxmlformats.org/drawingml/2006/main">
+              <a:graphicData uri="http://schemas.openxmlformats.org/drawingml/2006/picture">
+                <pic:pic xmlns:pic="http://schemas.openxmlformats.org/drawingml/2006/picture">
+                  <pic:nvPicPr>
+                    <pic:cNvPr id="3" name="Picture 3" descr="10_UNIVERSE_BIG_BANG_es"/>
+                    <pic:cNvPicPr>
+                      <a:picLocks noChangeAspect="1"/>
+                    </pic:cNvPicPr>
+                  </pic:nvPicPr>
+                  <pic:blipFill>
+                    <a:blip r:embed="rId5"/>
+                    <a:stretch>
+                      <a:fillRect/>
+                    </a:stretch>
+                  </pic:blipFill>
+                  <pic:spPr>
+                    <a:xfrm>
+                      <a:off x="0" y="0"/>
+                      <a:ext cx="5316220" cy="7894320"/>
+                    </a:xfrm>
+                    <a:prstGeom prst="rect">
+                      <a:avLst/>
+                    </a:prstGeom>
+                  </pic:spPr>
+                </pic:pic>
+              </a:graphicData>
+            </a:graphic>
+          </wp:anchor>
+        </w:drawing>
+      </w:r>
+    </w:p>
+    <w:p>
+      <w:pPr>
+        <w:rPr>
+          <w:rFonts w:hint="default" w:ascii="Palatino Linotype" w:hAnsi="Palatino Linotype"/>
+          <w:sz w:val="28"/>
+          <w:szCs w:val="28"/>
+        </w:rPr>
+      </w:pPr>
+      <w:r>
+        <w:rPr>
+          <w:rFonts w:hint="default" w:ascii="Palatino Linotype" w:hAnsi="Palatino Linotype"/>
+          <w:sz w:val="28"/>
+          <w:szCs w:val="28"/>
+        </w:rPr>
+        <w:br w:type="page"/>
+      </w:r>
+    </w:p>
     <w:p>
       <w:pPr>
         <w:rPr>
@@ -202,24 +282,8 @@
           <w:szCs w:val="28"/>
         </w:rPr>
       </w:pPr>
-    </w:p>
-    <w:p>
-      <w:pPr>
-        <w:rPr>
-          <w:rFonts w:hint="default" w:ascii="Palatino Linotype" w:hAnsi="Palatino Linotype"/>
-          <w:sz w:val="28"/>
-          <w:szCs w:val="28"/>
-        </w:rPr>
-      </w:pPr>
-    </w:p>
-    <w:p>
-      <w:pPr>
-        <w:rPr>
-          <w:rFonts w:hint="default" w:ascii="Palatino Linotype" w:hAnsi="Palatino Linotype"/>
-          <w:sz w:val="28"/>
-          <w:szCs w:val="28"/>
-        </w:rPr>
-      </w:pPr>
+      <w:bookmarkStart w:id="30" w:name="_GoBack"/>
+      <w:bookmarkEnd w:id="30"/>
     </w:p>
     <w:p>
       <w:pPr>
@@ -485,7 +549,7 @@
                     </pic:cNvPicPr>
                   </pic:nvPicPr>
                   <pic:blipFill>
-                    <a:blip r:embed="rId5"/>
+                    <a:blip r:embed="rId6"/>
                     <a:stretch>
                       <a:fillRect/>
                     </a:stretch>
@@ -808,7 +872,7 @@
             <w:fldChar w:fldCharType="separate"/>
           </w:r>
           <w:r>
-            <w:t>3</w:t>
+            <w:t>4</w:t>
           </w:r>
           <w:r>
             <w:fldChar w:fldCharType="end"/>
@@ -888,7 +952,7 @@
             <w:fldChar w:fldCharType="separate"/>
           </w:r>
           <w:r>
-            <w:t>5</w:t>
+            <w:t>6</w:t>
           </w:r>
           <w:r>
             <w:fldChar w:fldCharType="end"/>
@@ -977,7 +1041,7 @@
             <w:fldChar w:fldCharType="separate"/>
           </w:r>
           <w:r>
-            <w:t>9</w:t>
+            <w:t>10</w:t>
           </w:r>
           <w:r>
             <w:fldChar w:fldCharType="end"/>
@@ -1058,7 +1122,7 @@
             <w:fldChar w:fldCharType="separate"/>
           </w:r>
           <w:r>
-            <w:t>10</w:t>
+            <w:t>11</w:t>
           </w:r>
           <w:r>
             <w:fldChar w:fldCharType="end"/>
@@ -1139,7 +1203,7 @@
             <w:fldChar w:fldCharType="separate"/>
           </w:r>
           <w:r>
-            <w:t>29</w:t>
+            <w:t>30</w:t>
           </w:r>
           <w:r>
             <w:fldChar w:fldCharType="end"/>
@@ -1220,7 +1284,7 @@
             <w:fldChar w:fldCharType="separate"/>
           </w:r>
           <w:r>
-            <w:t>46</w:t>
+            <w:t>47</w:t>
           </w:r>
           <w:r>
             <w:fldChar w:fldCharType="end"/>
@@ -1309,7 +1373,7 @@
             <w:fldChar w:fldCharType="separate"/>
           </w:r>
           <w:r>
-            <w:t>66</w:t>
+            <w:t>67</w:t>
           </w:r>
           <w:r>
             <w:fldChar w:fldCharType="end"/>
@@ -1390,7 +1454,7 @@
             <w:fldChar w:fldCharType="separate"/>
           </w:r>
           <w:r>
-            <w:t>67</w:t>
+            <w:t>68</w:t>
           </w:r>
           <w:r>
             <w:fldChar w:fldCharType="end"/>
@@ -1471,7 +1535,7 @@
             <w:fldChar w:fldCharType="separate"/>
           </w:r>
           <w:r>
-            <w:t>75</w:t>
+            <w:t>76</w:t>
           </w:r>
           <w:r>
             <w:fldChar w:fldCharType="end"/>
@@ -1552,7 +1616,7 @@
             <w:fldChar w:fldCharType="separate"/>
           </w:r>
           <w:r>
-            <w:t>86</w:t>
+            <w:t>87</w:t>
           </w:r>
           <w:r>
             <w:fldChar w:fldCharType="end"/>
@@ -1633,7 +1697,7 @@
             <w:fldChar w:fldCharType="separate"/>
           </w:r>
           <w:r>
-            <w:t>99</w:t>
+            <w:t>100</w:t>
           </w:r>
           <w:r>
             <w:fldChar w:fldCharType="end"/>
@@ -1714,7 +1778,7 @@
             <w:fldChar w:fldCharType="separate"/>
           </w:r>
           <w:r>
-            <w:t>109</w:t>
+            <w:t>110</w:t>
           </w:r>
           <w:r>
             <w:fldChar w:fldCharType="end"/>
@@ -1803,7 +1867,7 @@
             <w:fldChar w:fldCharType="separate"/>
           </w:r>
           <w:r>
-            <w:t>120</w:t>
+            <w:t>121</w:t>
           </w:r>
           <w:r>
             <w:fldChar w:fldCharType="end"/>
@@ -1884,7 +1948,7 @@
             <w:fldChar w:fldCharType="separate"/>
           </w:r>
           <w:r>
-            <w:t>122</w:t>
+            <w:t>123</w:t>
           </w:r>
           <w:r>
             <w:fldChar w:fldCharType="end"/>
@@ -1965,7 +2029,7 @@
             <w:fldChar w:fldCharType="separate"/>
           </w:r>
           <w:r>
-            <w:t>132</w:t>
+            <w:t>133</w:t>
           </w:r>
           <w:r>
             <w:fldChar w:fldCharType="end"/>
@@ -2046,7 +2110,7 @@
             <w:fldChar w:fldCharType="separate"/>
           </w:r>
           <w:r>
-            <w:t>144</w:t>
+            <w:t>145</w:t>
           </w:r>
           <w:r>
             <w:fldChar w:fldCharType="end"/>
@@ -2127,7 +2191,7 @@
             <w:fldChar w:fldCharType="separate"/>
           </w:r>
           <w:r>
-            <w:t>156</w:t>
+            <w:t>157</w:t>
           </w:r>
           <w:r>
             <w:fldChar w:fldCharType="end"/>
@@ -2216,7 +2280,7 @@
             <w:fldChar w:fldCharType="separate"/>
           </w:r>
           <w:r>
-            <w:t>168</w:t>
+            <w:t>169</w:t>
           </w:r>
           <w:r>
             <w:fldChar w:fldCharType="end"/>
@@ -2297,7 +2361,7 @@
             <w:fldChar w:fldCharType="separate"/>
           </w:r>
           <w:r>
-            <w:t>169</w:t>
+            <w:t>170</w:t>
           </w:r>
           <w:r>
             <w:fldChar w:fldCharType="end"/>
@@ -2378,7 +2442,7 @@
             <w:fldChar w:fldCharType="separate"/>
           </w:r>
           <w:r>
-            <w:t>181</w:t>
+            <w:t>182</w:t>
           </w:r>
           <w:r>
             <w:fldChar w:fldCharType="end"/>
@@ -2459,7 +2523,7 @@
             <w:fldChar w:fldCharType="separate"/>
           </w:r>
           <w:r>
-            <w:t>195</w:t>
+            <w:t>196</w:t>
           </w:r>
           <w:r>
             <w:fldChar w:fldCharType="end"/>
@@ -2540,7 +2604,7 @@
             <w:fldChar w:fldCharType="separate"/>
           </w:r>
           <w:r>
-            <w:t>206</w:t>
+            <w:t>207</w:t>
           </w:r>
           <w:r>
             <w:fldChar w:fldCharType="end"/>
@@ -2621,7 +2685,7 @@
             <w:fldChar w:fldCharType="separate"/>
           </w:r>
           <w:r>
-            <w:t>216</w:t>
+            <w:t>217</w:t>
           </w:r>
           <w:r>
             <w:fldChar w:fldCharType="end"/>
@@ -2702,7 +2766,7 @@
             <w:fldChar w:fldCharType="separate"/>
           </w:r>
           <w:r>
-            <w:t>217</w:t>
+            <w:t>218</w:t>
           </w:r>
           <w:r>
             <w:fldChar w:fldCharType="end"/>
@@ -2783,7 +2847,7 @@
             <w:fldChar w:fldCharType="separate"/>
           </w:r>
           <w:r>
-            <w:t>228</w:t>
+            <w:t>229</w:t>
           </w:r>
           <w:r>
             <w:fldChar w:fldCharType="end"/>
@@ -2864,7 +2928,7 @@
             <w:fldChar w:fldCharType="separate"/>
           </w:r>
           <w:r>
-            <w:t>238</w:t>
+            <w:t>239</w:t>
           </w:r>
           <w:r>
             <w:fldChar w:fldCharType="end"/>
@@ -2945,7 +3009,7 @@
             <w:fldChar w:fldCharType="separate"/>
           </w:r>
           <w:r>
-            <w:t>247</w:t>
+            <w:t>248</w:t>
           </w:r>
           <w:r>
             <w:fldChar w:fldCharType="end"/>
@@ -3026,7 +3090,7 @@
             <w:fldChar w:fldCharType="separate"/>
           </w:r>
           <w:r>
-            <w:t>250</w:t>
+            <w:t>251</w:t>
           </w:r>
           <w:r>
             <w:fldChar w:fldCharType="end"/>
@@ -3107,7 +3171,7 @@
             <w:fldChar w:fldCharType="separate"/>
           </w:r>
           <w:r>
-            <w:t>255</w:t>
+            <w:t>256</w:t>
           </w:r>
           <w:r>
             <w:fldChar w:fldCharType="end"/>
@@ -37670,18 +37734,7 @@
           <w:szCs w:val="36"/>
           <w:lang w:val="en-US" w:eastAsia="zh-CN"/>
         </w:rPr>
-        <w:t>SOBRE LA AUTORA Y EL PROYE</w:t>
-      </w:r>
-      <w:bookmarkStart w:id="30" w:name="_GoBack"/>
-      <w:bookmarkEnd w:id="30"/>
-      <w:r>
-        <w:rPr>
-          <w:rFonts w:hint="default" w:ascii="Palatino Linotype" w:hAnsi="Palatino Linotype" w:cs="Palatino Linotype"/>
-          <w:sz w:val="36"/>
-          <w:szCs w:val="36"/>
-          <w:lang w:val="en-US" w:eastAsia="zh-CN"/>
-        </w:rPr>
-        <w:t>CTO THE LIVES MEDIA</w:t>
+        <w:t>SOBRE LA AUTORA Y EL PROYECTO THE LIVES MEDIA</w:t>
       </w:r>
       <w:bookmarkEnd w:id="28"/>
     </w:p>
@@ -38112,7 +38165,7 @@
                     </pic:cNvPicPr>
                   </pic:nvPicPr>
                   <pic:blipFill>
-                    <a:blip r:embed="rId6"/>
+                    <a:blip r:embed="rId7"/>
                     <a:stretch>
                       <a:fillRect/>
                     </a:stretch>
@@ -38972,7 +39025,7 @@
       <mc:AlternateContent>
         <mc:Choice Requires="wps">
           <w:drawing>
-            <wp:anchor distT="0" distB="0" distL="114300" distR="114300" simplePos="0" relativeHeight="251659264" behindDoc="0" locked="0" layoutInCell="1" allowOverlap="1">
+            <wp:anchor distT="0" distB="0" distL="114300" distR="114300" simplePos="0" relativeHeight="251660288" behindDoc="0" locked="0" layoutInCell="1" allowOverlap="1">
               <wp:simplePos x="0" y="0"/>
               <wp:positionH relativeFrom="margin">
                 <wp:align>center</wp:align>
@@ -39051,7 +39104,7 @@
         </mc:Choice>
         <mc:Fallback>
           <w:pict>
-            <v:shape id="_x0000_s1026" o:spid="_x0000_s1026" o:spt="202" type="#_x0000_t202" style="position:absolute;left:0pt;margin-top:0pt;height:144pt;width:144pt;mso-position-horizontal:center;mso-position-horizontal-relative:margin;mso-wrap-style:none;z-index:251659264;mso-width-relative:page;mso-height-relative:page;" filled="f" stroked="f" coordsize="21600,21600" o:gfxdata="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">
+            <v:shape id="_x0000_s1026" o:spid="_x0000_s1026" o:spt="202" type="#_x0000_t202" style="position:absolute;left:0pt;margin-top:0pt;height:144pt;width:144pt;mso-position-horizontal:center;mso-position-horizontal-relative:margin;mso-wrap-style:none;z-index:251660288;mso-width-relative:page;mso-height-relative:page;" filled="f" stroked="f" coordsize="21600,21600" o:gfxdata="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">
               <v:fill on="f" focussize="0,0"/>
               <v:stroke on="f" weight="0.5pt"/>
               <v:imagedata o:title=""/>

--- a/All_Books/10_UNIVERSE_BEYOND_BIG_BANG/UNIVERSE_BEYOND_BIG_BANG_es.docx
+++ b/All_Books/10_UNIVERSE_BEYOND_BIG_BANG/UNIVERSE_BEYOND_BIG_BANG_es.docx
@@ -282,8 +282,6 @@
           <w:szCs w:val="28"/>
         </w:rPr>
       </w:pPr>
-      <w:bookmarkStart w:id="30" w:name="_GoBack"/>
-      <w:bookmarkEnd w:id="30"/>
     </w:p>
     <w:p>
       <w:pPr>
@@ -4212,20 +4210,32 @@
         </w:rPr>
         <w:t>El lugar donde las leyes de la física guardan silencio no es un muro, sino un umbral. Muestra que existe una realidad fundamental que nuestras teorías basadas en el espacio-tiempo no pueden alcanzar. No niega la existencia de una causa primordial, solo admite que esa causa está fuera del alcance de las herramientas actuales.</w:t>
       </w:r>
-      <w:r>
-        <w:rPr>
-          <w:rFonts w:hint="default" w:ascii="Palatino Linotype" w:hAnsi="Palatino Linotype" w:eastAsia="sans-serif" w:cs="Palatino Linotype"/>
-          <w:i w:val="0"/>
-          <w:iCs w:val="0"/>
-          <w:caps w:val="0"/>
-          <w:color w:val="1A1C1E"/>
-          <w:spacing w:val="0"/>
-          <w:sz w:val="28"/>
-          <w:szCs w:val="28"/>
-          <w:shd w:val="clear" w:fill="FFFFFF"/>
-        </w:rPr>
-        <w:br w:type="textWrapping"/>
-      </w:r>
+    </w:p>
+    <w:p>
+      <w:pPr>
+        <w:pStyle w:val="10"/>
+        <w:keepNext w:val="0"/>
+        <w:keepLines w:val="0"/>
+        <w:widowControl/>
+        <w:suppressLineNumbers w:val="0"/>
+        <w:shd w:val="clear" w:fill="FFFFFF"/>
+        <w:spacing w:before="0" w:beforeAutospacing="1" w:after="216" w:afterAutospacing="0" w:line="240" w:lineRule="atLeast"/>
+        <w:ind w:left="0" w:right="0" w:firstLine="0"/>
+        <w:jc w:val="both"/>
+        <w:rPr>
+          <w:rFonts w:hint="default" w:ascii="Palatino Linotype" w:hAnsi="Palatino Linotype" w:eastAsia="sans-serif" w:cs="Palatino Linotype"/>
+          <w:i w:val="0"/>
+          <w:iCs w:val="0"/>
+          <w:caps w:val="0"/>
+          <w:color w:val="1A1C1E"/>
+          <w:spacing w:val="0"/>
+          <w:sz w:val="28"/>
+          <w:szCs w:val="28"/>
+          <w:shd w:val="clear" w:fill="FFFFFF"/>
+        </w:rPr>
+      </w:pPr>
+      <w:bookmarkStart w:id="30" w:name="_GoBack"/>
+      <w:bookmarkEnd w:id="30"/>
       <w:r>
         <w:rPr>
           <w:rFonts w:hint="default" w:ascii="Palatino Linotype" w:hAnsi="Palatino Linotype" w:eastAsia="sans-serif" w:cs="Palatino Linotype"/>

--- a/All_Books/10_UNIVERSE_BEYOND_BIG_BANG/UNIVERSE_BEYOND_BIG_BANG_es.docx
+++ b/All_Books/10_UNIVERSE_BEYOND_BIG_BANG/UNIVERSE_BEYOND_BIG_BANG_es.docx
@@ -4234,8 +4234,6 @@
           <w:shd w:val="clear" w:fill="FFFFFF"/>
         </w:rPr>
       </w:pPr>
-      <w:bookmarkStart w:id="30" w:name="_GoBack"/>
-      <w:bookmarkEnd w:id="30"/>
       <w:r>
         <w:rPr>
           <w:rFonts w:hint="default" w:ascii="Palatino Linotype" w:hAnsi="Palatino Linotype" w:eastAsia="sans-serif" w:cs="Palatino Linotype"/>
@@ -6628,6 +6626,7 @@
           <w:spacing w:val="0"/>
           <w:sz w:val="28"/>
           <w:szCs w:val="28"/>
+          <w:shd w:val="clear" w:fill="FFFFFF"/>
         </w:rPr>
       </w:pPr>
       <w:r>
@@ -35972,6 +35971,7 @@
         </w:rPr>
       </w:pPr>
       <w:bookmarkStart w:id="26" w:name="_Toc20172"/>
+      <w:bookmarkStart w:id="30" w:name="_GoBack"/>
       <w:r>
         <w:rPr>
           <w:rFonts w:hint="default" w:ascii="Palatino Linotype" w:hAnsi="Palatino Linotype" w:cs="Palatino Linotype"/>
@@ -35982,6 +35982,7 @@
         <w:t>CONCLUSIÓN: ESCUCHANDO LA RESPIRACIÓN DEL UNIVERSO</w:t>
       </w:r>
       <w:bookmarkEnd w:id="26"/>
+      <w:bookmarkEnd w:id="30"/>
     </w:p>
     <w:p>
       <w:pPr>
